--- a/progress.docx
+++ b/progress.docx
@@ -486,7 +486,7 @@
           <w:iCs/>
           <w:color w:val="595959" w:hint="eastAsia"/>
         </w:rPr>
-        <w:t xml:space="preserve">以下三段均为本人按指南手写，未使用 AI 生成；验证方式都是实际运行 + dart analyze 静态检查。</w:t>
+        <w:t xml:space="preserve">以下三段是作品中最关键的代码，每段都附逐行解释与验证方式。</w:t>
       </w:r>
     </w:p>
     <w:p>
@@ -520,273 +520,293 @@
           <w:sz w:val="17"/>
           <w:szCs w:val="17"/>
         </w:rPr>
-        <w:t xml:space="preserve">void demoNullSafety(String? input) {</w:t>
-      </w:r>
-    </w:p>
-    <w:p>
-      <w:pPr>
-        <w:spacing w:before="0" w:after="0" w:line="240" w:lineRule="auto"/>
-        <w:ind w:left="420"/>
-      </w:pPr>
-      <w:r>
-        <w:rPr>
-          <w:rFonts w:ascii="Consolas" w:hAnsi="Consolas" w:hint="eastAsia"/>
-          <w:sz w:val="17"/>
-          <w:szCs w:val="17"/>
-        </w:rPr>
-        <w:t xml:space="preserve">  String? nickname = input;</w:t>
-      </w:r>
-    </w:p>
-    <w:p>
-      <w:pPr>
-        <w:spacing w:before="0" w:after="0" w:line="240" w:lineRule="auto"/>
-        <w:ind w:left="420"/>
-      </w:pPr>
-      <w:r>
-        <w:rPr>
-          <w:rFonts w:ascii="Consolas" w:hAnsi="Consolas" w:hint="eastAsia"/>
-          <w:sz w:val="17"/>
-          <w:szCs w:val="17"/>
-        </w:rPr>
-        <w:t xml:space="preserve"/>
-      </w:r>
-    </w:p>
-    <w:p>
-      <w:pPr>
-        <w:spacing w:before="0" w:after="0" w:line="240" w:lineRule="auto"/>
-        <w:ind w:left="420"/>
-      </w:pPr>
-      <w:r>
-        <w:rPr>
-          <w:rFonts w:ascii="Consolas" w:hAnsi="Consolas" w:hint="eastAsia"/>
-          <w:sz w:val="17"/>
-          <w:szCs w:val="17"/>
-        </w:rPr>
-        <w:t xml:space="preserve">  // ① 安全调用 ?. —— 为 null 则短路返回 null，不抛错</w:t>
-      </w:r>
-    </w:p>
-    <w:p>
-      <w:pPr>
-        <w:spacing w:before="0" w:after="0" w:line="240" w:lineRule="auto"/>
-        <w:ind w:left="420"/>
-      </w:pPr>
-      <w:r>
-        <w:rPr>
-          <w:rFonts w:ascii="Consolas" w:hAnsi="Consolas" w:hint="eastAsia"/>
-          <w:sz w:val="17"/>
-          <w:szCs w:val="17"/>
-        </w:rPr>
-        <w:t xml:space="preserve">  print('nickname?.length = ${nickname?.length}');</w:t>
-      </w:r>
-    </w:p>
-    <w:p>
-      <w:pPr>
-        <w:spacing w:before="0" w:after="0" w:line="240" w:lineRule="auto"/>
-        <w:ind w:left="420"/>
-      </w:pPr>
-      <w:r>
-        <w:rPr>
-          <w:rFonts w:ascii="Consolas" w:hAnsi="Consolas" w:hint="eastAsia"/>
-          <w:sz w:val="17"/>
-          <w:szCs w:val="17"/>
-        </w:rPr>
-        <w:t xml:space="preserve"/>
-      </w:r>
-    </w:p>
-    <w:p>
-      <w:pPr>
-        <w:spacing w:before="0" w:after="0" w:line="240" w:lineRule="auto"/>
-        <w:ind w:left="420"/>
-      </w:pPr>
-      <w:r>
-        <w:rPr>
-          <w:rFonts w:ascii="Consolas" w:hAnsi="Consolas" w:hint="eastAsia"/>
-          <w:sz w:val="17"/>
-          <w:szCs w:val="17"/>
-        </w:rPr>
-        <w:t xml:space="preserve">  // ② 默认值 ?? —— 为 null 时取右侧</w:t>
-      </w:r>
-    </w:p>
-    <w:p>
-      <w:pPr>
-        <w:spacing w:before="0" w:after="0" w:line="240" w:lineRule="auto"/>
-        <w:ind w:left="420"/>
-      </w:pPr>
-      <w:r>
-        <w:rPr>
-          <w:rFonts w:ascii="Consolas" w:hAnsi="Consolas" w:hint="eastAsia"/>
-          <w:sz w:val="17"/>
-          <w:szCs w:val="17"/>
-        </w:rPr>
-        <w:t xml:space="preserve">  print("nickname ?? '未填写' = ${nickname ?? '未填写'}");</w:t>
-      </w:r>
-    </w:p>
-    <w:p>
-      <w:pPr>
-        <w:spacing w:before="0" w:after="0" w:line="240" w:lineRule="auto"/>
-        <w:ind w:left="420"/>
-      </w:pPr>
-      <w:r>
-        <w:rPr>
-          <w:rFonts w:ascii="Consolas" w:hAnsi="Consolas" w:hint="eastAsia"/>
-          <w:sz w:val="17"/>
-          <w:szCs w:val="17"/>
-        </w:rPr>
-        <w:t xml:space="preserve"/>
-      </w:r>
-    </w:p>
-    <w:p>
-      <w:pPr>
-        <w:spacing w:before="0" w:after="0" w:line="240" w:lineRule="auto"/>
-        <w:ind w:left="420"/>
-      </w:pPr>
-      <w:r>
-        <w:rPr>
-          <w:rFonts w:ascii="Consolas" w:hAnsi="Consolas" w:hint="eastAsia"/>
-          <w:sz w:val="17"/>
-          <w:szCs w:val="17"/>
-        </w:rPr>
-        <w:t xml:space="preserve">  // ③ ??= ：仅当为 null 时赋值</w:t>
-      </w:r>
-    </w:p>
-    <w:p>
-      <w:pPr>
-        <w:spacing w:before="0" w:after="0" w:line="240" w:lineRule="auto"/>
-        <w:ind w:left="420"/>
-      </w:pPr>
-      <w:r>
-        <w:rPr>
-          <w:rFonts w:ascii="Consolas" w:hAnsi="Consolas" w:hint="eastAsia"/>
-          <w:sz w:val="17"/>
-          <w:szCs w:val="17"/>
-        </w:rPr>
-        <w:t xml:space="preserve">  String? motto;</w:t>
-      </w:r>
-    </w:p>
-    <w:p>
-      <w:pPr>
-        <w:spacing w:before="0" w:after="0" w:line="240" w:lineRule="auto"/>
-        <w:ind w:left="420"/>
-      </w:pPr>
-      <w:r>
-        <w:rPr>
-          <w:rFonts w:ascii="Consolas" w:hAnsi="Consolas" w:hint="eastAsia"/>
-          <w:sz w:val="17"/>
-          <w:szCs w:val="17"/>
-        </w:rPr>
-        <w:t xml:space="preserve">  motto ??= '每天进步一点';</w:t>
-      </w:r>
-    </w:p>
-    <w:p>
-      <w:pPr>
-        <w:spacing w:before="0" w:after="0" w:line="240" w:lineRule="auto"/>
-        <w:ind w:left="420"/>
-      </w:pPr>
-      <w:r>
-        <w:rPr>
-          <w:rFonts w:ascii="Consolas" w:hAnsi="Consolas" w:hint="eastAsia"/>
-          <w:sz w:val="17"/>
-          <w:szCs w:val="17"/>
-        </w:rPr>
-        <w:t xml:space="preserve"/>
-      </w:r>
-    </w:p>
-    <w:p>
-      <w:pPr>
-        <w:spacing w:before="0" w:after="0" w:line="240" w:lineRule="auto"/>
-        <w:ind w:left="420"/>
-      </w:pPr>
-      <w:r>
-        <w:rPr>
-          <w:rFonts w:ascii="Consolas" w:hAnsi="Consolas" w:hint="eastAsia"/>
-          <w:sz w:val="17"/>
-          <w:szCs w:val="17"/>
-        </w:rPr>
-        <w:t xml:space="preserve">  // ④ late：承诺使用前必赋值，把检查从编译期推迟到运行时</w:t>
-      </w:r>
-    </w:p>
-    <w:p>
-      <w:pPr>
-        <w:spacing w:before="0" w:after="0" w:line="240" w:lineRule="auto"/>
-        <w:ind w:left="420"/>
-      </w:pPr>
-      <w:r>
-        <w:rPr>
-          <w:rFonts w:ascii="Consolas" w:hAnsi="Consolas" w:hint="eastAsia"/>
-          <w:sz w:val="17"/>
-          <w:szCs w:val="17"/>
-        </w:rPr>
-        <w:t xml:space="preserve">  late String token;</w:t>
-      </w:r>
-    </w:p>
-    <w:p>
-      <w:pPr>
-        <w:spacing w:before="0" w:after="0" w:line="240" w:lineRule="auto"/>
-        <w:ind w:left="420"/>
-      </w:pPr>
-      <w:r>
-        <w:rPr>
-          <w:rFonts w:ascii="Consolas" w:hAnsi="Consolas" w:hint="eastAsia"/>
-          <w:sz w:val="17"/>
-          <w:szCs w:val="17"/>
-        </w:rPr>
-        <w:t xml:space="preserve">  token = 'tk_2026_dart';</w:t>
-      </w:r>
-    </w:p>
-    <w:p>
-      <w:pPr>
-        <w:spacing w:before="0" w:after="0" w:line="240" w:lineRule="auto"/>
-        <w:ind w:left="420"/>
-      </w:pPr>
-      <w:r>
-        <w:rPr>
-          <w:rFonts w:ascii="Consolas" w:hAnsi="Consolas" w:hint="eastAsia"/>
-          <w:sz w:val="17"/>
-          <w:szCs w:val="17"/>
-        </w:rPr>
-        <w:t xml:space="preserve"/>
-      </w:r>
-    </w:p>
-    <w:p>
-      <w:pPr>
-        <w:spacing w:before="0" w:after="0" w:line="240" w:lineRule="auto"/>
-        <w:ind w:left="420"/>
-      </w:pPr>
-      <w:r>
-        <w:rPr>
-          <w:rFonts w:ascii="Consolas" w:hAnsi="Consolas" w:hint="eastAsia"/>
-          <w:sz w:val="17"/>
-          <w:szCs w:val="17"/>
-        </w:rPr>
-        <w:t xml:space="preserve">  // ⑤ 空断言 ! 的合理位置：非 final 字段无法被类型提升</w:t>
-      </w:r>
-    </w:p>
-    <w:p>
-      <w:pPr>
-        <w:spacing w:before="0" w:after="0" w:line="240" w:lineRule="auto"/>
-        <w:ind w:left="420"/>
-      </w:pPr>
-      <w:r>
-        <w:rPr>
-          <w:rFonts w:ascii="Consolas" w:hAnsi="Consolas" w:hint="eastAsia"/>
-          <w:sz w:val="17"/>
-          <w:szCs w:val="17"/>
-        </w:rPr>
-        <w:t xml:space="preserve">  final holder = TokenHolder()..value = 'dart-basics';</w:t>
-      </w:r>
-    </w:p>
-    <w:p>
-      <w:pPr>
-        <w:spacing w:before="0" w:after="0" w:line="240" w:lineRule="auto"/>
-        <w:ind w:left="420"/>
-      </w:pPr>
-      <w:r>
-        <w:rPr>
-          <w:rFonts w:ascii="Consolas" w:hAnsi="Consolas" w:hint="eastAsia"/>
-          <w:sz w:val="17"/>
-          <w:szCs w:val="17"/>
-        </w:rPr>
-        <w:t xml:space="preserve">  print('holder.value! 的长度 = ${holder.value!.length}');</w:t>
+        <w:t xml:space="preserve">void demoNullSafety(String? input) {
+</w:t>
+      </w:r>
+    </w:p>
+    <w:p>
+      <w:pPr>
+        <w:spacing w:before="0" w:after="0" w:line="240" w:lineRule="auto"/>
+        <w:ind w:left="420"/>
+      </w:pPr>
+      <w:r>
+        <w:rPr>
+          <w:rFonts w:ascii="Consolas" w:hAnsi="Consolas" w:hint="eastAsia"/>
+          <w:sz w:val="17"/>
+          <w:szCs w:val="17"/>
+        </w:rPr>
+        <w:t xml:space="preserve">  String? nickname = input;
+</w:t>
+      </w:r>
+    </w:p>
+    <w:p>
+      <w:pPr>
+        <w:spacing w:before="0" w:after="0" w:line="240" w:lineRule="auto"/>
+        <w:ind w:left="420"/>
+      </w:pPr>
+      <w:r>
+        <w:rPr>
+          <w:rFonts w:ascii="Consolas" w:hAnsi="Consolas" w:hint="eastAsia"/>
+          <w:sz w:val="17"/>
+          <w:szCs w:val="17"/>
+        </w:rPr>
+        <w:t xml:space="preserve">
+</w:t>
+      </w:r>
+    </w:p>
+    <w:p>
+      <w:pPr>
+        <w:spacing w:before="0" w:after="0" w:line="240" w:lineRule="auto"/>
+        <w:ind w:left="420"/>
+      </w:pPr>
+      <w:r>
+        <w:rPr>
+          <w:rFonts w:ascii="Consolas" w:hAnsi="Consolas" w:hint="eastAsia"/>
+          <w:sz w:val="17"/>
+          <w:szCs w:val="17"/>
+        </w:rPr>
+        <w:t xml:space="preserve">  // ① 安全调用 ?. —— 为 null 则短路返回 null，不抛错
+</w:t>
+      </w:r>
+    </w:p>
+    <w:p>
+      <w:pPr>
+        <w:spacing w:before="0" w:after="0" w:line="240" w:lineRule="auto"/>
+        <w:ind w:left="420"/>
+      </w:pPr>
+      <w:r>
+        <w:rPr>
+          <w:rFonts w:ascii="Consolas" w:hAnsi="Consolas" w:hint="eastAsia"/>
+          <w:sz w:val="17"/>
+          <w:szCs w:val="17"/>
+        </w:rPr>
+        <w:t xml:space="preserve">  print('nickname?.length = ${nickname?.length}');
+</w:t>
+      </w:r>
+    </w:p>
+    <w:p>
+      <w:pPr>
+        <w:spacing w:before="0" w:after="0" w:line="240" w:lineRule="auto"/>
+        <w:ind w:left="420"/>
+      </w:pPr>
+      <w:r>
+        <w:rPr>
+          <w:rFonts w:ascii="Consolas" w:hAnsi="Consolas" w:hint="eastAsia"/>
+          <w:sz w:val="17"/>
+          <w:szCs w:val="17"/>
+        </w:rPr>
+        <w:t xml:space="preserve">
+</w:t>
+      </w:r>
+    </w:p>
+    <w:p>
+      <w:pPr>
+        <w:spacing w:before="0" w:after="0" w:line="240" w:lineRule="auto"/>
+        <w:ind w:left="420"/>
+      </w:pPr>
+      <w:r>
+        <w:rPr>
+          <w:rFonts w:ascii="Consolas" w:hAnsi="Consolas" w:hint="eastAsia"/>
+          <w:sz w:val="17"/>
+          <w:szCs w:val="17"/>
+        </w:rPr>
+        <w:t xml:space="preserve">  // ② 默认值 ?? —— 为 null 时取右侧
+</w:t>
+      </w:r>
+    </w:p>
+    <w:p>
+      <w:pPr>
+        <w:spacing w:before="0" w:after="0" w:line="240" w:lineRule="auto"/>
+        <w:ind w:left="420"/>
+      </w:pPr>
+      <w:r>
+        <w:rPr>
+          <w:rFonts w:ascii="Consolas" w:hAnsi="Consolas" w:hint="eastAsia"/>
+          <w:sz w:val="17"/>
+          <w:szCs w:val="17"/>
+        </w:rPr>
+        <w:t xml:space="preserve">  print("nickname ?? '未填写' = ${nickname ?? '未填写'}");
+</w:t>
+      </w:r>
+    </w:p>
+    <w:p>
+      <w:pPr>
+        <w:spacing w:before="0" w:after="0" w:line="240" w:lineRule="auto"/>
+        <w:ind w:left="420"/>
+      </w:pPr>
+      <w:r>
+        <w:rPr>
+          <w:rFonts w:ascii="Consolas" w:hAnsi="Consolas" w:hint="eastAsia"/>
+          <w:sz w:val="17"/>
+          <w:szCs w:val="17"/>
+        </w:rPr>
+        <w:t xml:space="preserve">
+</w:t>
+      </w:r>
+    </w:p>
+    <w:p>
+      <w:pPr>
+        <w:spacing w:before="0" w:after="0" w:line="240" w:lineRule="auto"/>
+        <w:ind w:left="420"/>
+      </w:pPr>
+      <w:r>
+        <w:rPr>
+          <w:rFonts w:ascii="Consolas" w:hAnsi="Consolas" w:hint="eastAsia"/>
+          <w:sz w:val="17"/>
+          <w:szCs w:val="17"/>
+        </w:rPr>
+        <w:t xml:space="preserve">  // ③ ??= ：仅当为 null 时赋值
+</w:t>
+      </w:r>
+    </w:p>
+    <w:p>
+      <w:pPr>
+        <w:spacing w:before="0" w:after="0" w:line="240" w:lineRule="auto"/>
+        <w:ind w:left="420"/>
+      </w:pPr>
+      <w:r>
+        <w:rPr>
+          <w:rFonts w:ascii="Consolas" w:hAnsi="Consolas" w:hint="eastAsia"/>
+          <w:sz w:val="17"/>
+          <w:szCs w:val="17"/>
+        </w:rPr>
+        <w:t xml:space="preserve">  String? motto;
+</w:t>
+      </w:r>
+    </w:p>
+    <w:p>
+      <w:pPr>
+        <w:spacing w:before="0" w:after="0" w:line="240" w:lineRule="auto"/>
+        <w:ind w:left="420"/>
+      </w:pPr>
+      <w:r>
+        <w:rPr>
+          <w:rFonts w:ascii="Consolas" w:hAnsi="Consolas" w:hint="eastAsia"/>
+          <w:sz w:val="17"/>
+          <w:szCs w:val="17"/>
+        </w:rPr>
+        <w:t xml:space="preserve">  motto ??= '每天进步一点';
+</w:t>
+      </w:r>
+    </w:p>
+    <w:p>
+      <w:pPr>
+        <w:spacing w:before="0" w:after="0" w:line="240" w:lineRule="auto"/>
+        <w:ind w:left="420"/>
+      </w:pPr>
+      <w:r>
+        <w:rPr>
+          <w:rFonts w:ascii="Consolas" w:hAnsi="Consolas" w:hint="eastAsia"/>
+          <w:sz w:val="17"/>
+          <w:szCs w:val="17"/>
+        </w:rPr>
+        <w:t xml:space="preserve">
+</w:t>
+      </w:r>
+    </w:p>
+    <w:p>
+      <w:pPr>
+        <w:spacing w:before="0" w:after="0" w:line="240" w:lineRule="auto"/>
+        <w:ind w:left="420"/>
+      </w:pPr>
+      <w:r>
+        <w:rPr>
+          <w:rFonts w:ascii="Consolas" w:hAnsi="Consolas" w:hint="eastAsia"/>
+          <w:sz w:val="17"/>
+          <w:szCs w:val="17"/>
+        </w:rPr>
+        <w:t xml:space="preserve">  // ④ late：承诺使用前必赋值，把检查从编译期推迟到运行时
+</w:t>
+      </w:r>
+    </w:p>
+    <w:p>
+      <w:pPr>
+        <w:spacing w:before="0" w:after="0" w:line="240" w:lineRule="auto"/>
+        <w:ind w:left="420"/>
+      </w:pPr>
+      <w:r>
+        <w:rPr>
+          <w:rFonts w:ascii="Consolas" w:hAnsi="Consolas" w:hint="eastAsia"/>
+          <w:sz w:val="17"/>
+          <w:szCs w:val="17"/>
+        </w:rPr>
+        <w:t xml:space="preserve">  late String token;
+</w:t>
+      </w:r>
+    </w:p>
+    <w:p>
+      <w:pPr>
+        <w:spacing w:before="0" w:after="0" w:line="240" w:lineRule="auto"/>
+        <w:ind w:left="420"/>
+      </w:pPr>
+      <w:r>
+        <w:rPr>
+          <w:rFonts w:ascii="Consolas" w:hAnsi="Consolas" w:hint="eastAsia"/>
+          <w:sz w:val="17"/>
+          <w:szCs w:val="17"/>
+        </w:rPr>
+        <w:t xml:space="preserve">  token = 'tk_2026_dart';
+</w:t>
+      </w:r>
+    </w:p>
+    <w:p>
+      <w:pPr>
+        <w:spacing w:before="0" w:after="0" w:line="240" w:lineRule="auto"/>
+        <w:ind w:left="420"/>
+      </w:pPr>
+      <w:r>
+        <w:rPr>
+          <w:rFonts w:ascii="Consolas" w:hAnsi="Consolas" w:hint="eastAsia"/>
+          <w:sz w:val="17"/>
+          <w:szCs w:val="17"/>
+        </w:rPr>
+        <w:t xml:space="preserve">
+</w:t>
+      </w:r>
+    </w:p>
+    <w:p>
+      <w:pPr>
+        <w:spacing w:before="0" w:after="0" w:line="240" w:lineRule="auto"/>
+        <w:ind w:left="420"/>
+      </w:pPr>
+      <w:r>
+        <w:rPr>
+          <w:rFonts w:ascii="Consolas" w:hAnsi="Consolas" w:hint="eastAsia"/>
+          <w:sz w:val="17"/>
+          <w:szCs w:val="17"/>
+        </w:rPr>
+        <w:t xml:space="preserve">  // ⑤ 空断言 ! 的合理位置：非 final 字段无法被类型提升
+</w:t>
+      </w:r>
+    </w:p>
+    <w:p>
+      <w:pPr>
+        <w:spacing w:before="0" w:after="0" w:line="240" w:lineRule="auto"/>
+        <w:ind w:left="420"/>
+      </w:pPr>
+      <w:r>
+        <w:rPr>
+          <w:rFonts w:ascii="Consolas" w:hAnsi="Consolas" w:hint="eastAsia"/>
+          <w:sz w:val="17"/>
+          <w:szCs w:val="17"/>
+        </w:rPr>
+        <w:t xml:space="preserve">  final holder = TokenHolder()..value = 'dart-basics';
+</w:t>
+      </w:r>
+    </w:p>
+    <w:p>
+      <w:pPr>
+        <w:spacing w:before="0" w:after="0" w:line="240" w:lineRule="auto"/>
+        <w:ind w:left="420"/>
+      </w:pPr>
+      <w:r>
+        <w:rPr>
+          <w:rFonts w:ascii="Consolas" w:hAnsi="Consolas" w:hint="eastAsia"/>
+          <w:sz w:val="17"/>
+          <w:szCs w:val="17"/>
+        </w:rPr>
+        <w:t xml:space="preserve">  print('holder.value! 的长度 = ${holder.value!.length}');
+</w:t>
       </w:r>
     </w:p>
     <w:p>
@@ -908,119 +928,128 @@
           <w:sz w:val="17"/>
           <w:szCs w:val="17"/>
         </w:rPr>
-        <w:t xml:space="preserve">String buildLabReport({</w:t>
-      </w:r>
-    </w:p>
-    <w:p>
-      <w:pPr>
-        <w:spacing w:before="0" w:after="0" w:line="240" w:lineRule="auto"/>
-        <w:ind w:left="420"/>
-      </w:pPr>
-      <w:r>
-        <w:rPr>
-          <w:rFonts w:ascii="Consolas" w:hAnsi="Consolas" w:hint="eastAsia"/>
-          <w:sz w:val="17"/>
-          <w:szCs w:val="17"/>
-        </w:rPr>
-        <w:t xml:space="preserve">  required String studentName,</w:t>
-      </w:r>
-    </w:p>
-    <w:p>
-      <w:pPr>
-        <w:spacing w:before="0" w:after="0" w:line="240" w:lineRule="auto"/>
-        <w:ind w:left="420"/>
-      </w:pPr>
-      <w:r>
-        <w:rPr>
-          <w:rFonts w:ascii="Consolas" w:hAnsi="Consolas" w:hint="eastAsia"/>
-          <w:sz w:val="17"/>
-          <w:szCs w:val="17"/>
-        </w:rPr>
-        <w:t xml:space="preserve">  required String studentId,</w:t>
-      </w:r>
-    </w:p>
-    <w:p>
-      <w:pPr>
-        <w:spacing w:before="0" w:after="0" w:line="240" w:lineRule="auto"/>
-        <w:ind w:left="420"/>
-      </w:pPr>
-      <w:r>
-        <w:rPr>
-          <w:rFonts w:ascii="Consolas" w:hAnsi="Consolas" w:hint="eastAsia"/>
-          <w:sz w:val="17"/>
-          <w:szCs w:val="17"/>
-        </w:rPr>
-        <w:t xml:space="preserve">  required String experimentName,</w:t>
-      </w:r>
-    </w:p>
-    <w:p>
-      <w:pPr>
-        <w:spacing w:before="0" w:after="0" w:line="240" w:lineRule="auto"/>
-        <w:ind w:left="420"/>
-      </w:pPr>
-      <w:r>
-        <w:rPr>
-          <w:rFonts w:ascii="Consolas" w:hAnsi="Consolas" w:hint="eastAsia"/>
-          <w:sz w:val="17"/>
-          <w:szCs w:val="17"/>
-        </w:rPr>
-        <w:t xml:space="preserve">  required String date,</w:t>
-      </w:r>
-    </w:p>
-    <w:p>
-      <w:pPr>
-        <w:spacing w:before="0" w:after="0" w:line="240" w:lineRule="auto"/>
-        <w:ind w:left="420"/>
-      </w:pPr>
-      <w:r>
-        <w:rPr>
-          <w:rFonts w:ascii="Consolas" w:hAnsi="Consolas" w:hint="eastAsia"/>
-          <w:sz w:val="17"/>
-          <w:szCs w:val="17"/>
-        </w:rPr>
-        <w:t xml:space="preserve">  double? score,</w:t>
-      </w:r>
-    </w:p>
-    <w:p>
-      <w:pPr>
-        <w:spacing w:before="0" w:after="0" w:line="240" w:lineRule="auto"/>
-        <w:ind w:left="420"/>
-      </w:pPr>
-      <w:r>
-        <w:rPr>
-          <w:rFonts w:ascii="Consolas" w:hAnsi="Consolas" w:hint="eastAsia"/>
-          <w:sz w:val="17"/>
-          <w:szCs w:val="17"/>
-        </w:rPr>
-        <w:t xml:space="preserve">  String conclusion = '（待填写）',</w:t>
-      </w:r>
-    </w:p>
-    <w:p>
-      <w:pPr>
-        <w:spacing w:before="0" w:after="0" w:line="240" w:lineRule="auto"/>
-        <w:ind w:left="420"/>
-      </w:pPr>
-      <w:r>
-        <w:rPr>
-          <w:rFonts w:ascii="Consolas" w:hAnsi="Consolas" w:hint="eastAsia"/>
-          <w:sz w:val="17"/>
-          <w:szCs w:val="17"/>
-        </w:rPr>
-        <w:t xml:space="preserve">  bool includeSignature = true,</w:t>
-      </w:r>
-    </w:p>
-    <w:p>
-      <w:pPr>
-        <w:spacing w:before="0" w:after="0" w:line="240" w:lineRule="auto"/>
-        <w:ind w:left="420"/>
-      </w:pPr>
-      <w:r>
-        <w:rPr>
-          <w:rFonts w:ascii="Consolas" w:hAnsi="Consolas" w:hint="eastAsia"/>
-          <w:sz w:val="17"/>
-          <w:szCs w:val="17"/>
-        </w:rPr>
-        <w:t xml:space="preserve">  String gradingStandard = '百分制',</w:t>
+        <w:t xml:space="preserve">String buildLabReport({
+</w:t>
+      </w:r>
+    </w:p>
+    <w:p>
+      <w:pPr>
+        <w:spacing w:before="0" w:after="0" w:line="240" w:lineRule="auto"/>
+        <w:ind w:left="420"/>
+      </w:pPr>
+      <w:r>
+        <w:rPr>
+          <w:rFonts w:ascii="Consolas" w:hAnsi="Consolas" w:hint="eastAsia"/>
+          <w:sz w:val="17"/>
+          <w:szCs w:val="17"/>
+        </w:rPr>
+        <w:t xml:space="preserve">  required String studentName,
+</w:t>
+      </w:r>
+    </w:p>
+    <w:p>
+      <w:pPr>
+        <w:spacing w:before="0" w:after="0" w:line="240" w:lineRule="auto"/>
+        <w:ind w:left="420"/>
+      </w:pPr>
+      <w:r>
+        <w:rPr>
+          <w:rFonts w:ascii="Consolas" w:hAnsi="Consolas" w:hint="eastAsia"/>
+          <w:sz w:val="17"/>
+          <w:szCs w:val="17"/>
+        </w:rPr>
+        <w:t xml:space="preserve">  required String studentId,
+</w:t>
+      </w:r>
+    </w:p>
+    <w:p>
+      <w:pPr>
+        <w:spacing w:before="0" w:after="0" w:line="240" w:lineRule="auto"/>
+        <w:ind w:left="420"/>
+      </w:pPr>
+      <w:r>
+        <w:rPr>
+          <w:rFonts w:ascii="Consolas" w:hAnsi="Consolas" w:hint="eastAsia"/>
+          <w:sz w:val="17"/>
+          <w:szCs w:val="17"/>
+        </w:rPr>
+        <w:t xml:space="preserve">  required String experimentName,
+</w:t>
+      </w:r>
+    </w:p>
+    <w:p>
+      <w:pPr>
+        <w:spacing w:before="0" w:after="0" w:line="240" w:lineRule="auto"/>
+        <w:ind w:left="420"/>
+      </w:pPr>
+      <w:r>
+        <w:rPr>
+          <w:rFonts w:ascii="Consolas" w:hAnsi="Consolas" w:hint="eastAsia"/>
+          <w:sz w:val="17"/>
+          <w:szCs w:val="17"/>
+        </w:rPr>
+        <w:t xml:space="preserve">  required String date,
+</w:t>
+      </w:r>
+    </w:p>
+    <w:p>
+      <w:pPr>
+        <w:spacing w:before="0" w:after="0" w:line="240" w:lineRule="auto"/>
+        <w:ind w:left="420"/>
+      </w:pPr>
+      <w:r>
+        <w:rPr>
+          <w:rFonts w:ascii="Consolas" w:hAnsi="Consolas" w:hint="eastAsia"/>
+          <w:sz w:val="17"/>
+          <w:szCs w:val="17"/>
+        </w:rPr>
+        <w:t xml:space="preserve">  double? score,
+</w:t>
+      </w:r>
+    </w:p>
+    <w:p>
+      <w:pPr>
+        <w:spacing w:before="0" w:after="0" w:line="240" w:lineRule="auto"/>
+        <w:ind w:left="420"/>
+      </w:pPr>
+      <w:r>
+        <w:rPr>
+          <w:rFonts w:ascii="Consolas" w:hAnsi="Consolas" w:hint="eastAsia"/>
+          <w:sz w:val="17"/>
+          <w:szCs w:val="17"/>
+        </w:rPr>
+        <w:t xml:space="preserve">  String conclusion = '（待填写）',
+</w:t>
+      </w:r>
+    </w:p>
+    <w:p>
+      <w:pPr>
+        <w:spacing w:before="0" w:after="0" w:line="240" w:lineRule="auto"/>
+        <w:ind w:left="420"/>
+      </w:pPr>
+      <w:r>
+        <w:rPr>
+          <w:rFonts w:ascii="Consolas" w:hAnsi="Consolas" w:hint="eastAsia"/>
+          <w:sz w:val="17"/>
+          <w:szCs w:val="17"/>
+        </w:rPr>
+        <w:t xml:space="preserve">  bool includeSignature = true,
+</w:t>
+      </w:r>
+    </w:p>
+    <w:p>
+      <w:pPr>
+        <w:spacing w:before="0" w:after="0" w:line="240" w:lineRule="auto"/>
+        <w:ind w:left="420"/>
+      </w:pPr>
+      <w:r>
+        <w:rPr>
+          <w:rFonts w:ascii="Consolas" w:hAnsi="Consolas" w:hint="eastAsia"/>
+          <w:sz w:val="17"/>
+          <w:szCs w:val="17"/>
+        </w:rPr>
+        <w:t xml:space="preserve">  String gradingStandard = '百分制',
+</w:t>
       </w:r>
     </w:p>
     <w:p>
@@ -1124,119 +1153,128 @@
           <w:sz w:val="17"/>
           <w:szCs w:val="17"/>
         </w:rPr>
-        <w:t xml:space="preserve">// 【改写前 · 隐患版】用 ! 强行断言非空</w:t>
-      </w:r>
-    </w:p>
-    <w:p>
-      <w:pPr>
-        <w:spacing w:before="0" w:after="0" w:line="240" w:lineRule="auto"/>
-        <w:ind w:left="420"/>
-      </w:pPr>
-      <w:r>
-        <w:rPr>
-          <w:rFonts w:ascii="Consolas" w:hAnsi="Consolas" w:hint="eastAsia"/>
-          <w:sz w:val="17"/>
-          <w:szCs w:val="17"/>
-        </w:rPr>
-        <w:t xml:space="preserve">String unsafeGreeting(String? nickname) {</w:t>
-      </w:r>
-    </w:p>
-    <w:p>
-      <w:pPr>
-        <w:spacing w:before="0" w:after="0" w:line="240" w:lineRule="auto"/>
-        <w:ind w:left="420"/>
-      </w:pPr>
-      <w:r>
-        <w:rPr>
-          <w:rFonts w:ascii="Consolas" w:hAnsi="Consolas" w:hint="eastAsia"/>
-          <w:sz w:val="17"/>
-          <w:szCs w:val="17"/>
-        </w:rPr>
-        <w:t xml:space="preserve">  return '你好，${nickname!.toUpperCase()}';   // 传 null 时运行期抛错</w:t>
-      </w:r>
-    </w:p>
-    <w:p>
-      <w:pPr>
-        <w:spacing w:before="0" w:after="0" w:line="240" w:lineRule="auto"/>
-        <w:ind w:left="420"/>
-      </w:pPr>
-      <w:r>
-        <w:rPr>
-          <w:rFonts w:ascii="Consolas" w:hAnsi="Consolas" w:hint="eastAsia"/>
-          <w:sz w:val="17"/>
-          <w:szCs w:val="17"/>
-        </w:rPr>
-        <w:t xml:space="preserve">}</w:t>
-      </w:r>
-    </w:p>
-    <w:p>
-      <w:pPr>
-        <w:spacing w:before="0" w:after="0" w:line="240" w:lineRule="auto"/>
-        <w:ind w:left="420"/>
-      </w:pPr>
-      <w:r>
-        <w:rPr>
-          <w:rFonts w:ascii="Consolas" w:hAnsi="Consolas" w:hint="eastAsia"/>
-          <w:sz w:val="17"/>
-          <w:szCs w:val="17"/>
-        </w:rPr>
-        <w:t xml:space="preserve"/>
-      </w:r>
-    </w:p>
-    <w:p>
-      <w:pPr>
-        <w:spacing w:before="0" w:after="0" w:line="240" w:lineRule="auto"/>
-        <w:ind w:left="420"/>
-      </w:pPr>
-      <w:r>
-        <w:rPr>
-          <w:rFonts w:ascii="Consolas" w:hAnsi="Consolas" w:hint="eastAsia"/>
-          <w:sz w:val="17"/>
-          <w:szCs w:val="17"/>
-        </w:rPr>
-        <w:t xml:space="preserve">// 【改写后 · 安全版】用 ?? 提供默认值</w:t>
-      </w:r>
-    </w:p>
-    <w:p>
-      <w:pPr>
-        <w:spacing w:before="0" w:after="0" w:line="240" w:lineRule="auto"/>
-        <w:ind w:left="420"/>
-      </w:pPr>
-      <w:r>
-        <w:rPr>
-          <w:rFonts w:ascii="Consolas" w:hAnsi="Consolas" w:hint="eastAsia"/>
-          <w:sz w:val="17"/>
-          <w:szCs w:val="17"/>
-        </w:rPr>
-        <w:t xml:space="preserve">String safeGreeting(String? nickname) {</w:t>
-      </w:r>
-    </w:p>
-    <w:p>
-      <w:pPr>
-        <w:spacing w:before="0" w:after="0" w:line="240" w:lineRule="auto"/>
-        <w:ind w:left="420"/>
-      </w:pPr>
-      <w:r>
-        <w:rPr>
-          <w:rFonts w:ascii="Consolas" w:hAnsi="Consolas" w:hint="eastAsia"/>
-          <w:sz w:val="17"/>
-          <w:szCs w:val="17"/>
-        </w:rPr>
-        <w:t xml:space="preserve">  final name = nickname ?? '同学';              // null 时用默认值兜底</w:t>
-      </w:r>
-    </w:p>
-    <w:p>
-      <w:pPr>
-        <w:spacing w:before="0" w:after="0" w:line="240" w:lineRule="auto"/>
-        <w:ind w:left="420"/>
-      </w:pPr>
-      <w:r>
-        <w:rPr>
-          <w:rFonts w:ascii="Consolas" w:hAnsi="Consolas" w:hint="eastAsia"/>
-          <w:sz w:val="17"/>
-          <w:szCs w:val="17"/>
-        </w:rPr>
-        <w:t xml:space="preserve">  return '你好，${name.toUpperCase()}';</w:t>
+        <w:t xml:space="preserve">// 【改写前 · 隐患版】用 ! 强行断言非空
+</w:t>
+      </w:r>
+    </w:p>
+    <w:p>
+      <w:pPr>
+        <w:spacing w:before="0" w:after="0" w:line="240" w:lineRule="auto"/>
+        <w:ind w:left="420"/>
+      </w:pPr>
+      <w:r>
+        <w:rPr>
+          <w:rFonts w:ascii="Consolas" w:hAnsi="Consolas" w:hint="eastAsia"/>
+          <w:sz w:val="17"/>
+          <w:szCs w:val="17"/>
+        </w:rPr>
+        <w:t xml:space="preserve">String unsafeGreeting(String? nickname) {
+</w:t>
+      </w:r>
+    </w:p>
+    <w:p>
+      <w:pPr>
+        <w:spacing w:before="0" w:after="0" w:line="240" w:lineRule="auto"/>
+        <w:ind w:left="420"/>
+      </w:pPr>
+      <w:r>
+        <w:rPr>
+          <w:rFonts w:ascii="Consolas" w:hAnsi="Consolas" w:hint="eastAsia"/>
+          <w:sz w:val="17"/>
+          <w:szCs w:val="17"/>
+        </w:rPr>
+        <w:t xml:space="preserve">  return '你好，${nickname!.toUpperCase()}';   // 传 null 时运行期抛错
+</w:t>
+      </w:r>
+    </w:p>
+    <w:p>
+      <w:pPr>
+        <w:spacing w:before="0" w:after="0" w:line="240" w:lineRule="auto"/>
+        <w:ind w:left="420"/>
+      </w:pPr>
+      <w:r>
+        <w:rPr>
+          <w:rFonts w:ascii="Consolas" w:hAnsi="Consolas" w:hint="eastAsia"/>
+          <w:sz w:val="17"/>
+          <w:szCs w:val="17"/>
+        </w:rPr>
+        <w:t xml:space="preserve">}
+</w:t>
+      </w:r>
+    </w:p>
+    <w:p>
+      <w:pPr>
+        <w:spacing w:before="0" w:after="0" w:line="240" w:lineRule="auto"/>
+        <w:ind w:left="420"/>
+      </w:pPr>
+      <w:r>
+        <w:rPr>
+          <w:rFonts w:ascii="Consolas" w:hAnsi="Consolas" w:hint="eastAsia"/>
+          <w:sz w:val="17"/>
+          <w:szCs w:val="17"/>
+        </w:rPr>
+        <w:t xml:space="preserve">
+</w:t>
+      </w:r>
+    </w:p>
+    <w:p>
+      <w:pPr>
+        <w:spacing w:before="0" w:after="0" w:line="240" w:lineRule="auto"/>
+        <w:ind w:left="420"/>
+      </w:pPr>
+      <w:r>
+        <w:rPr>
+          <w:rFonts w:ascii="Consolas" w:hAnsi="Consolas" w:hint="eastAsia"/>
+          <w:sz w:val="17"/>
+          <w:szCs w:val="17"/>
+        </w:rPr>
+        <w:t xml:space="preserve">// 【改写后 · 安全版】用 ?? 提供默认值
+</w:t>
+      </w:r>
+    </w:p>
+    <w:p>
+      <w:pPr>
+        <w:spacing w:before="0" w:after="0" w:line="240" w:lineRule="auto"/>
+        <w:ind w:left="420"/>
+      </w:pPr>
+      <w:r>
+        <w:rPr>
+          <w:rFonts w:ascii="Consolas" w:hAnsi="Consolas" w:hint="eastAsia"/>
+          <w:sz w:val="17"/>
+          <w:szCs w:val="17"/>
+        </w:rPr>
+        <w:t xml:space="preserve">String safeGreeting(String? nickname) {
+</w:t>
+      </w:r>
+    </w:p>
+    <w:p>
+      <w:pPr>
+        <w:spacing w:before="0" w:after="0" w:line="240" w:lineRule="auto"/>
+        <w:ind w:left="420"/>
+      </w:pPr>
+      <w:r>
+        <w:rPr>
+          <w:rFonts w:ascii="Consolas" w:hAnsi="Consolas" w:hint="eastAsia"/>
+          <w:sz w:val="17"/>
+          <w:szCs w:val="17"/>
+        </w:rPr>
+        <w:t xml:space="preserve">  final name = nickname ?? '同学';              // null 时用默认值兜底
+</w:t>
+      </w:r>
+    </w:p>
+    <w:p>
+      <w:pPr>
+        <w:spacing w:before="0" w:after="0" w:line="240" w:lineRule="auto"/>
+        <w:ind w:left="420"/>
+      </w:pPr>
+      <w:r>
+        <w:rPr>
+          <w:rFonts w:ascii="Consolas" w:hAnsi="Consolas" w:hint="eastAsia"/>
+          <w:sz w:val="17"/>
+          <w:szCs w:val="17"/>
+        </w:rPr>
+        <w:t xml:space="preserve">  return '你好，${name.toUpperCase()}';
+</w:t>
       </w:r>
     </w:p>
     <w:p>
@@ -1421,175 +1459,188 @@
           <w:sz w:val="17"/>
           <w:szCs w:val="17"/>
         </w:rPr>
-        <w:t xml:space="preserve">var count = 10  → 推断为 int</w:t>
-      </w:r>
-    </w:p>
-    <w:p>
-      <w:pPr>
-        <w:spacing w:before="0" w:after="0" w:line="240" w:lineRule="auto"/>
-        <w:ind w:left="420"/>
-      </w:pPr>
-      <w:r>
-        <w:rPr>
-          <w:rFonts w:ascii="Consolas" w:hAnsi="Consolas" w:hint="eastAsia"/>
-          <w:sz w:val="17"/>
-          <w:szCs w:val="17"/>
-        </w:rPr>
-        <w:t xml:space="preserve">final now = 2026-10-07 15:52:27.298948（运行时确定）</w:t>
-      </w:r>
-    </w:p>
-    <w:p>
-      <w:pPr>
-        <w:spacing w:before="0" w:after="0" w:line="240" w:lineRule="auto"/>
-        <w:ind w:left="420"/>
-      </w:pPr>
-      <w:r>
-        <w:rPr>
-          <w:rFonts w:ascii="Consolas" w:hAnsi="Consolas" w:hint="eastAsia"/>
-          <w:sz w:val="17"/>
-          <w:szCs w:val="17"/>
-        </w:rPr>
-        <w:t xml:space="preserve">const pi = 3.14159（编译期常量）</w:t>
-      </w:r>
-    </w:p>
-    <w:p>
-      <w:pPr>
-        <w:spacing w:before="0" w:after="0" w:line="240" w:lineRule="auto"/>
-        <w:ind w:left="420"/>
-      </w:pPr>
-      <w:r>
-        <w:rPr>
-          <w:rFonts w:ascii="Consolas" w:hAnsi="Consolas" w:hint="eastAsia"/>
-          <w:sz w:val="17"/>
-          <w:szCs w:val="17"/>
-        </w:rPr>
-        <w:t xml:space="preserve"/>
-      </w:r>
-    </w:p>
-    <w:p>
-      <w:pPr>
-        <w:spacing w:before="0" w:after="0" w:line="240" w:lineRule="auto"/>
-        <w:ind w:left="420"/>
-      </w:pPr>
-      <w:r>
-        <w:rPr>
-          <w:rFonts w:ascii="Consolas" w:hAnsi="Consolas" w:hint="eastAsia"/>
-          <w:sz w:val="17"/>
-          <w:szCs w:val="17"/>
-        </w:rPr>
-        <w:t xml:space="preserve">nickname?.length = null（null 时短路返回 null）</w:t>
-      </w:r>
-    </w:p>
-    <w:p>
-      <w:pPr>
-        <w:spacing w:before="0" w:after="0" w:line="240" w:lineRule="auto"/>
-        <w:ind w:left="420"/>
-      </w:pPr>
-      <w:r>
-        <w:rPr>
-          <w:rFonts w:ascii="Consolas" w:hAnsi="Consolas" w:hint="eastAsia"/>
-          <w:sz w:val="17"/>
-          <w:szCs w:val="17"/>
-        </w:rPr>
-        <w:t xml:space="preserve">nickname ?? '未填写' = 未填写</w:t>
-      </w:r>
-    </w:p>
-    <w:p>
-      <w:pPr>
-        <w:spacing w:before="0" w:after="0" w:line="240" w:lineRule="auto"/>
-        <w:ind w:left="420"/>
-      </w:pPr>
-      <w:r>
-        <w:rPr>
-          <w:rFonts w:ascii="Consolas" w:hAnsi="Consolas" w:hint="eastAsia"/>
-          <w:sz w:val="17"/>
-          <w:szCs w:val="17"/>
-        </w:rPr>
-        <w:t xml:space="preserve">late token（使用前赋值）= tk_2026_dart</w:t>
-      </w:r>
-    </w:p>
-    <w:p>
-      <w:pPr>
-        <w:spacing w:before="0" w:after="0" w:line="240" w:lineRule="auto"/>
-        <w:ind w:left="420"/>
-      </w:pPr>
-      <w:r>
-        <w:rPr>
-          <w:rFonts w:ascii="Consolas" w:hAnsi="Consolas" w:hint="eastAsia"/>
-          <w:sz w:val="17"/>
-          <w:szCs w:val="17"/>
-        </w:rPr>
-        <w:t xml:space="preserve"/>
-      </w:r>
-    </w:p>
-    <w:p>
-      <w:pPr>
-        <w:spacing w:before="0" w:after="0" w:line="240" w:lineRule="auto"/>
-        <w:ind w:left="420"/>
-      </w:pPr>
-      <w:r>
-        <w:rPr>
-          <w:rFonts w:ascii="Consolas" w:hAnsi="Consolas" w:hint="eastAsia"/>
-          <w:sz w:val="17"/>
-          <w:szCs w:val="17"/>
-        </w:rPr>
-        <w:t xml:space="preserve">=== 故意实验：! 用在 null 上 ===</w:t>
-      </w:r>
-    </w:p>
-    <w:p>
-      <w:pPr>
-        <w:spacing w:before="0" w:after="0" w:line="240" w:lineRule="auto"/>
-        <w:ind w:left="420"/>
-      </w:pPr>
-      <w:r>
-        <w:rPr>
-          <w:rFonts w:ascii="Consolas" w:hAnsi="Consolas" w:hint="eastAsia"/>
-          <w:sz w:val="17"/>
-          <w:szCs w:val="17"/>
-        </w:rPr>
-        <w:t xml:space="preserve">捕获到异常类型：_TypeError</w:t>
-      </w:r>
-    </w:p>
-    <w:p>
-      <w:pPr>
-        <w:spacing w:before="0" w:after="0" w:line="240" w:lineRule="auto"/>
-        <w:ind w:left="420"/>
-      </w:pPr>
-      <w:r>
-        <w:rPr>
-          <w:rFonts w:ascii="Consolas" w:hAnsi="Consolas" w:hint="eastAsia"/>
-          <w:sz w:val="17"/>
-          <w:szCs w:val="17"/>
-        </w:rPr>
-        <w:t xml:space="preserve">异常信息：Null check operator used on a null value</w:t>
-      </w:r>
-    </w:p>
-    <w:p>
-      <w:pPr>
-        <w:spacing w:before="0" w:after="0" w:line="240" w:lineRule="auto"/>
-        <w:ind w:left="420"/>
-      </w:pPr>
-      <w:r>
-        <w:rPr>
-          <w:rFonts w:ascii="Consolas" w:hAnsi="Consolas" w:hint="eastAsia"/>
-          <w:sz w:val="17"/>
-          <w:szCs w:val="17"/>
-        </w:rPr>
-        <w:t xml:space="preserve"/>
-      </w:r>
-    </w:p>
-    <w:p>
-      <w:pPr>
-        <w:spacing w:before="0" w:after="0" w:line="240" w:lineRule="auto"/>
-        <w:ind w:left="420"/>
-      </w:pPr>
-      <w:r>
-        <w:rPr>
-          <w:rFonts w:ascii="Consolas" w:hAnsi="Consolas" w:hint="eastAsia"/>
-          <w:sz w:val="17"/>
-          <w:szCs w:val="17"/>
-        </w:rPr>
-        <w:t xml:space="preserve">7 / 2  = 3.5   （结果是 double）</w:t>
+        <w:t xml:space="preserve">var count = 10  → 推断为 int
+</w:t>
+      </w:r>
+    </w:p>
+    <w:p>
+      <w:pPr>
+        <w:spacing w:before="0" w:after="0" w:line="240" w:lineRule="auto"/>
+        <w:ind w:left="420"/>
+      </w:pPr>
+      <w:r>
+        <w:rPr>
+          <w:rFonts w:ascii="Consolas" w:hAnsi="Consolas" w:hint="eastAsia"/>
+          <w:sz w:val="17"/>
+          <w:szCs w:val="17"/>
+        </w:rPr>
+        <w:t xml:space="preserve">final now = 2026-10-07 15:52:27.298948（运行时确定）
+</w:t>
+      </w:r>
+    </w:p>
+    <w:p>
+      <w:pPr>
+        <w:spacing w:before="0" w:after="0" w:line="240" w:lineRule="auto"/>
+        <w:ind w:left="420"/>
+      </w:pPr>
+      <w:r>
+        <w:rPr>
+          <w:rFonts w:ascii="Consolas" w:hAnsi="Consolas" w:hint="eastAsia"/>
+          <w:sz w:val="17"/>
+          <w:szCs w:val="17"/>
+        </w:rPr>
+        <w:t xml:space="preserve">const pi = 3.14159（编译期常量）
+</w:t>
+      </w:r>
+    </w:p>
+    <w:p>
+      <w:pPr>
+        <w:spacing w:before="0" w:after="0" w:line="240" w:lineRule="auto"/>
+        <w:ind w:left="420"/>
+      </w:pPr>
+      <w:r>
+        <w:rPr>
+          <w:rFonts w:ascii="Consolas" w:hAnsi="Consolas" w:hint="eastAsia"/>
+          <w:sz w:val="17"/>
+          <w:szCs w:val="17"/>
+        </w:rPr>
+        <w:t xml:space="preserve">
+</w:t>
+      </w:r>
+    </w:p>
+    <w:p>
+      <w:pPr>
+        <w:spacing w:before="0" w:after="0" w:line="240" w:lineRule="auto"/>
+        <w:ind w:left="420"/>
+      </w:pPr>
+      <w:r>
+        <w:rPr>
+          <w:rFonts w:ascii="Consolas" w:hAnsi="Consolas" w:hint="eastAsia"/>
+          <w:sz w:val="17"/>
+          <w:szCs w:val="17"/>
+        </w:rPr>
+        <w:t xml:space="preserve">nickname?.length = null（null 时短路返回 null）
+</w:t>
+      </w:r>
+    </w:p>
+    <w:p>
+      <w:pPr>
+        <w:spacing w:before="0" w:after="0" w:line="240" w:lineRule="auto"/>
+        <w:ind w:left="420"/>
+      </w:pPr>
+      <w:r>
+        <w:rPr>
+          <w:rFonts w:ascii="Consolas" w:hAnsi="Consolas" w:hint="eastAsia"/>
+          <w:sz w:val="17"/>
+          <w:szCs w:val="17"/>
+        </w:rPr>
+        <w:t xml:space="preserve">nickname ?? '未填写' = 未填写
+</w:t>
+      </w:r>
+    </w:p>
+    <w:p>
+      <w:pPr>
+        <w:spacing w:before="0" w:after="0" w:line="240" w:lineRule="auto"/>
+        <w:ind w:left="420"/>
+      </w:pPr>
+      <w:r>
+        <w:rPr>
+          <w:rFonts w:ascii="Consolas" w:hAnsi="Consolas" w:hint="eastAsia"/>
+          <w:sz w:val="17"/>
+          <w:szCs w:val="17"/>
+        </w:rPr>
+        <w:t xml:space="preserve">late token（使用前赋值）= tk_2026_dart
+</w:t>
+      </w:r>
+    </w:p>
+    <w:p>
+      <w:pPr>
+        <w:spacing w:before="0" w:after="0" w:line="240" w:lineRule="auto"/>
+        <w:ind w:left="420"/>
+      </w:pPr>
+      <w:r>
+        <w:rPr>
+          <w:rFonts w:ascii="Consolas" w:hAnsi="Consolas" w:hint="eastAsia"/>
+          <w:sz w:val="17"/>
+          <w:szCs w:val="17"/>
+        </w:rPr>
+        <w:t xml:space="preserve">
+</w:t>
+      </w:r>
+    </w:p>
+    <w:p>
+      <w:pPr>
+        <w:spacing w:before="0" w:after="0" w:line="240" w:lineRule="auto"/>
+        <w:ind w:left="420"/>
+      </w:pPr>
+      <w:r>
+        <w:rPr>
+          <w:rFonts w:ascii="Consolas" w:hAnsi="Consolas" w:hint="eastAsia"/>
+          <w:sz w:val="17"/>
+          <w:szCs w:val="17"/>
+        </w:rPr>
+        <w:t xml:space="preserve">=== 故意实验：! 用在 null 上 ===
+</w:t>
+      </w:r>
+    </w:p>
+    <w:p>
+      <w:pPr>
+        <w:spacing w:before="0" w:after="0" w:line="240" w:lineRule="auto"/>
+        <w:ind w:left="420"/>
+      </w:pPr>
+      <w:r>
+        <w:rPr>
+          <w:rFonts w:ascii="Consolas" w:hAnsi="Consolas" w:hint="eastAsia"/>
+          <w:sz w:val="17"/>
+          <w:szCs w:val="17"/>
+        </w:rPr>
+        <w:t xml:space="preserve">捕获到异常类型：_TypeError
+</w:t>
+      </w:r>
+    </w:p>
+    <w:p>
+      <w:pPr>
+        <w:spacing w:before="0" w:after="0" w:line="240" w:lineRule="auto"/>
+        <w:ind w:left="420"/>
+      </w:pPr>
+      <w:r>
+        <w:rPr>
+          <w:rFonts w:ascii="Consolas" w:hAnsi="Consolas" w:hint="eastAsia"/>
+          <w:sz w:val="17"/>
+          <w:szCs w:val="17"/>
+        </w:rPr>
+        <w:t xml:space="preserve">异常信息：Null check operator used on a null value
+</w:t>
+      </w:r>
+    </w:p>
+    <w:p>
+      <w:pPr>
+        <w:spacing w:before="0" w:after="0" w:line="240" w:lineRule="auto"/>
+        <w:ind w:left="420"/>
+      </w:pPr>
+      <w:r>
+        <w:rPr>
+          <w:rFonts w:ascii="Consolas" w:hAnsi="Consolas" w:hint="eastAsia"/>
+          <w:sz w:val="17"/>
+          <w:szCs w:val="17"/>
+        </w:rPr>
+        <w:t xml:space="preserve">
+</w:t>
+      </w:r>
+    </w:p>
+    <w:p>
+      <w:pPr>
+        <w:spacing w:before="0" w:after="0" w:line="240" w:lineRule="auto"/>
+        <w:ind w:left="420"/>
+      </w:pPr>
+      <w:r>
+        <w:rPr>
+          <w:rFonts w:ascii="Consolas" w:hAnsi="Consolas" w:hint="eastAsia"/>
+          <w:sz w:val="17"/>
+          <w:szCs w:val="17"/>
+        </w:rPr>
+        <w:t xml:space="preserve">7 / 2  = 3.5   （结果是 double）
+</w:t>
       </w:r>
     </w:p>
     <w:p>
@@ -1722,91 +1773,98 @@
           <w:sz w:val="17"/>
           <w:szCs w:val="17"/>
         </w:rPr>
-        <w:t xml:space="preserve">warning - bin\types_demo.dart:62:39 - Dead code. ... - dead_code</w:t>
-      </w:r>
-    </w:p>
-    <w:p>
-      <w:pPr>
-        <w:spacing w:before="0" w:after="0" w:line="240" w:lineRule="auto"/>
-        <w:ind w:left="420"/>
-      </w:pPr>
-      <w:r>
-        <w:rPr>
-          <w:rFonts w:ascii="Consolas" w:hAnsi="Consolas" w:hint="eastAsia"/>
-          <w:sz w:val="17"/>
-          <w:szCs w:val="17"/>
-        </w:rPr>
-        <w:t xml:space="preserve">warning - bin\types_demo.dart:70:43 - The '!' will have no effect because the</w:t>
-      </w:r>
-    </w:p>
-    <w:p>
-      <w:pPr>
-        <w:spacing w:before="0" w:after="0" w:line="240" w:lineRule="auto"/>
-        <w:ind w:left="420"/>
-      </w:pPr>
-      <w:r>
-        <w:rPr>
-          <w:rFonts w:ascii="Consolas" w:hAnsi="Consolas" w:hint="eastAsia"/>
-          <w:sz w:val="17"/>
-          <w:szCs w:val="17"/>
-        </w:rPr>
-        <w:t xml:space="preserve">                                       receiver can't be null.</w:t>
-      </w:r>
-    </w:p>
-    <w:p>
-      <w:pPr>
-        <w:spacing w:before="0" w:after="0" w:line="240" w:lineRule="auto"/>
-        <w:ind w:left="420"/>
-      </w:pPr>
-      <w:r>
-        <w:rPr>
-          <w:rFonts w:ascii="Consolas" w:hAnsi="Consolas" w:hint="eastAsia"/>
-          <w:sz w:val="17"/>
-          <w:szCs w:val="17"/>
-        </w:rPr>
-        <w:t xml:space="preserve">                                     - unnecessary_non_null_assertion</w:t>
-      </w:r>
-    </w:p>
-    <w:p>
-      <w:pPr>
-        <w:spacing w:before="0" w:after="0" w:line="240" w:lineRule="auto"/>
-        <w:ind w:left="420"/>
-      </w:pPr>
-      <w:r>
-        <w:rPr>
-          <w:rFonts w:ascii="Consolas" w:hAnsi="Consolas" w:hint="eastAsia"/>
-          <w:sz w:val="17"/>
-          <w:szCs w:val="17"/>
-        </w:rPr>
-        <w:t xml:space="preserve">   info - bin\*.dart:1:1 - Dangling library doc comment.</w:t>
-      </w:r>
-    </w:p>
-    <w:p>
-      <w:pPr>
-        <w:spacing w:before="0" w:after="0" w:line="240" w:lineRule="auto"/>
-        <w:ind w:left="420"/>
-      </w:pPr>
-      <w:r>
-        <w:rPr>
-          <w:rFonts w:ascii="Consolas" w:hAnsi="Consolas" w:hint="eastAsia"/>
-          <w:sz w:val="17"/>
-          <w:szCs w:val="17"/>
-        </w:rPr>
-        <w:t xml:space="preserve">                         - dangling_library_doc_comments   （7 处）</w:t>
-      </w:r>
-    </w:p>
-    <w:p>
-      <w:pPr>
-        <w:spacing w:before="0" w:after="0" w:line="240" w:lineRule="auto"/>
-        <w:ind w:left="420"/>
-      </w:pPr>
-      <w:r>
-        <w:rPr>
-          <w:rFonts w:ascii="Consolas" w:hAnsi="Consolas" w:hint="eastAsia"/>
-          <w:sz w:val="17"/>
-          <w:szCs w:val="17"/>
-        </w:rPr>
-        <w:t xml:space="preserve">   info - bin\types_demo.dart:42:13 - Unnecessary braces in a string</w:t>
+        <w:t xml:space="preserve">warning - bin\types_demo.dart:62:39 - Dead code. ... - dead_code
+</w:t>
+      </w:r>
+    </w:p>
+    <w:p>
+      <w:pPr>
+        <w:spacing w:before="0" w:after="0" w:line="240" w:lineRule="auto"/>
+        <w:ind w:left="420"/>
+      </w:pPr>
+      <w:r>
+        <w:rPr>
+          <w:rFonts w:ascii="Consolas" w:hAnsi="Consolas" w:hint="eastAsia"/>
+          <w:sz w:val="17"/>
+          <w:szCs w:val="17"/>
+        </w:rPr>
+        <w:t xml:space="preserve">warning - bin\types_demo.dart:70:43 - The '!' will have no effect because the
+</w:t>
+      </w:r>
+    </w:p>
+    <w:p>
+      <w:pPr>
+        <w:spacing w:before="0" w:after="0" w:line="240" w:lineRule="auto"/>
+        <w:ind w:left="420"/>
+      </w:pPr>
+      <w:r>
+        <w:rPr>
+          <w:rFonts w:ascii="Consolas" w:hAnsi="Consolas" w:hint="eastAsia"/>
+          <w:sz w:val="17"/>
+          <w:szCs w:val="17"/>
+        </w:rPr>
+        <w:t xml:space="preserve">                                       receiver can't be null.
+</w:t>
+      </w:r>
+    </w:p>
+    <w:p>
+      <w:pPr>
+        <w:spacing w:before="0" w:after="0" w:line="240" w:lineRule="auto"/>
+        <w:ind w:left="420"/>
+      </w:pPr>
+      <w:r>
+        <w:rPr>
+          <w:rFonts w:ascii="Consolas" w:hAnsi="Consolas" w:hint="eastAsia"/>
+          <w:sz w:val="17"/>
+          <w:szCs w:val="17"/>
+        </w:rPr>
+        <w:t xml:space="preserve">                                     - unnecessary_non_null_assertion
+</w:t>
+      </w:r>
+    </w:p>
+    <w:p>
+      <w:pPr>
+        <w:spacing w:before="0" w:after="0" w:line="240" w:lineRule="auto"/>
+        <w:ind w:left="420"/>
+      </w:pPr>
+      <w:r>
+        <w:rPr>
+          <w:rFonts w:ascii="Consolas" w:hAnsi="Consolas" w:hint="eastAsia"/>
+          <w:sz w:val="17"/>
+          <w:szCs w:val="17"/>
+        </w:rPr>
+        <w:t xml:space="preserve">   info - bin\*.dart:1:1 - Dangling library doc comment.
+</w:t>
+      </w:r>
+    </w:p>
+    <w:p>
+      <w:pPr>
+        <w:spacing w:before="0" w:after="0" w:line="240" w:lineRule="auto"/>
+        <w:ind w:left="420"/>
+      </w:pPr>
+      <w:r>
+        <w:rPr>
+          <w:rFonts w:ascii="Consolas" w:hAnsi="Consolas" w:hint="eastAsia"/>
+          <w:sz w:val="17"/>
+          <w:szCs w:val="17"/>
+        </w:rPr>
+        <w:t xml:space="preserve">                         - dangling_library_doc_comments   （7 处）
+</w:t>
+      </w:r>
+    </w:p>
+    <w:p>
+      <w:pPr>
+        <w:spacing w:before="0" w:after="0" w:line="240" w:lineRule="auto"/>
+        <w:ind w:left="420"/>
+      </w:pPr>
+      <w:r>
+        <w:rPr>
+          <w:rFonts w:ascii="Consolas" w:hAnsi="Consolas" w:hint="eastAsia"/>
+          <w:sz w:val="17"/>
+          <w:szCs w:val="17"/>
+        </w:rPr>
+        <w:t xml:space="preserve">   info - bin\types_demo.dart:42:13 - Unnecessary braces in a string
+</w:t>
       </w:r>
     </w:p>
     <w:p>
@@ -2007,7 +2065,7 @@
           <w:bCs/>
           <w:sz w:val="22"/>
         </w:rPr>
-        <w:t xml:space="preserve">对拍练习（第一轮）</w:t>
+        <w:t xml:space="preserve">用途与指令摘要</w:t>
       </w:r>
     </w:p>
     <w:p>
@@ -2057,287 +2115,308 @@
           <w:sz w:val="17"/>
           <w:szCs w:val="17"/>
         </w:rPr>
-        <w:t xml:space="preserve">题号   考点                          我的预测                实测结果              一致</w:t>
-      </w:r>
-    </w:p>
-    <w:p>
-      <w:pPr>
-        <w:spacing w:before="0" w:after="0" w:line="240" w:lineRule="auto"/>
-        <w:ind w:left="420"/>
-      </w:pPr>
-      <w:r>
-        <w:rPr>
-          <w:rFonts w:ascii="Consolas" w:hAnsi="Consolas" w:hint="eastAsia"/>
-          <w:sz w:val="17"/>
-          <w:szCs w:val="17"/>
-        </w:rPr>
-        <w:t xml:space="preserve">1(1)  a?.length（a 为 null）        null                    null                  ✓</w:t>
-      </w:r>
-    </w:p>
-    <w:p>
-      <w:pPr>
-        <w:spacing w:before="0" w:after="0" w:line="240" w:lineRule="auto"/>
-        <w:ind w:left="420"/>
-      </w:pPr>
-      <w:r>
-        <w:rPr>
-          <w:rFonts w:ascii="Consolas" w:hAnsi="Consolas" w:hint="eastAsia"/>
-          <w:sz w:val="17"/>
-          <w:szCs w:val="17"/>
-        </w:rPr>
-        <w:t xml:space="preserve">1(2)  b?.length（b = 'dart'）        4                       4                     ✓</w:t>
-      </w:r>
-    </w:p>
-    <w:p>
-      <w:pPr>
-        <w:spacing w:before="0" w:after="0" w:line="240" w:lineRule="auto"/>
-        <w:ind w:left="420"/>
-      </w:pPr>
-      <w:r>
-        <w:rPr>
-          <w:rFonts w:ascii="Consolas" w:hAnsi="Consolas" w:hint="eastAsia"/>
-          <w:sz w:val="17"/>
-          <w:szCs w:val="17"/>
-        </w:rPr>
-        <w:t xml:space="preserve">1(3)  a?.length ?? -1               -1                      -1                    ✓</w:t>
-      </w:r>
-    </w:p>
-    <w:p>
-      <w:pPr>
-        <w:spacing w:before="0" w:after="0" w:line="240" w:lineRule="auto"/>
-        <w:ind w:left="420"/>
-      </w:pPr>
-      <w:r>
-        <w:rPr>
-          <w:rFonts w:ascii="Consolas" w:hAnsi="Consolas" w:hint="eastAsia"/>
-          <w:sz w:val="17"/>
-          <w:szCs w:val="17"/>
-        </w:rPr>
-        <w:t xml:space="preserve">1(4)  b?.length ?? -1               4                       4                     ✓</w:t>
-      </w:r>
-    </w:p>
-    <w:p>
-      <w:pPr>
-        <w:spacing w:before="0" w:after="0" w:line="240" w:lineRule="auto"/>
-        <w:ind w:left="420"/>
-      </w:pPr>
-      <w:r>
-        <w:rPr>
-          <w:rFonts w:ascii="Consolas" w:hAnsi="Consolas" w:hint="eastAsia"/>
-          <w:sz w:val="17"/>
-          <w:szCs w:val="17"/>
-        </w:rPr>
-        <w:t xml:space="preserve">1(5)  a ?? b ?? 'fallback'          dart                    dart                  ✓</w:t>
-      </w:r>
-    </w:p>
-    <w:p>
-      <w:pPr>
-        <w:spacing w:before="0" w:after="0" w:line="240" w:lineRule="auto"/>
-        <w:ind w:left="420"/>
-      </w:pPr>
-      <w:r>
-        <w:rPr>
-          <w:rFonts w:ascii="Consolas" w:hAnsi="Consolas" w:hint="eastAsia"/>
-          <w:sz w:val="17"/>
-          <w:szCs w:val="17"/>
-        </w:rPr>
-        <w:t xml:space="preserve">2(1)  x!.length（x = 'ok'）          2，不抛错                2                     ✓</w:t>
-      </w:r>
-    </w:p>
-    <w:p>
-      <w:pPr>
-        <w:spacing w:before="0" w:after="0" w:line="240" w:lineRule="auto"/>
-        <w:ind w:left="420"/>
-      </w:pPr>
-      <w:r>
-        <w:rPr>
-          <w:rFonts w:ascii="Consolas" w:hAnsi="Consolas" w:hint="eastAsia"/>
-          <w:sz w:val="17"/>
-          <w:szCs w:val="17"/>
-        </w:rPr>
-        <w:t xml:space="preserve">2(2)  y!.length（y 为 null）         抛 _TypeError           _TypeError（Null</w:t>
-      </w:r>
-    </w:p>
-    <w:p>
-      <w:pPr>
-        <w:spacing w:before="0" w:after="0" w:line="240" w:lineRule="auto"/>
-        <w:ind w:left="420"/>
-      </w:pPr>
-      <w:r>
-        <w:rPr>
-          <w:rFonts w:ascii="Consolas" w:hAnsi="Consolas" w:hint="eastAsia"/>
-          <w:sz w:val="17"/>
-          <w:szCs w:val="17"/>
-        </w:rPr>
-        <w:t xml:space="preserve">                                                            check operator...）   ✓</w:t>
-      </w:r>
-    </w:p>
-    <w:p>
-      <w:pPr>
-        <w:spacing w:before="0" w:after="0" w:line="240" w:lineRule="auto"/>
-        <w:ind w:left="420"/>
-      </w:pPr>
-      <w:r>
-        <w:rPr>
-          <w:rFonts w:ascii="Consolas" w:hAnsi="Consolas" w:hint="eastAsia"/>
-          <w:sz w:val="17"/>
-          <w:szCs w:val="17"/>
-        </w:rPr>
-        <w:t xml:space="preserve">2(3)  y?.length ?? 0                0                       0                     ✓</w:t>
-      </w:r>
-    </w:p>
-    <w:p>
-      <w:pPr>
-        <w:spacing w:before="0" w:after="0" w:line="240" w:lineRule="auto"/>
-        <w:ind w:left="420"/>
-      </w:pPr>
-      <w:r>
-        <w:rPr>
-          <w:rFonts w:ascii="Consolas" w:hAnsi="Consolas" w:hint="eastAsia"/>
-          <w:sz w:val="17"/>
-          <w:szCs w:val="17"/>
-        </w:rPr>
-        <w:t xml:space="preserve">3(1)  只传 name                     A / 18 / 未分班          同预测                ✓</w:t>
-      </w:r>
-    </w:p>
-    <w:p>
-      <w:pPr>
-        <w:spacing w:before="0" w:after="0" w:line="240" w:lineRule="auto"/>
-        <w:ind w:left="420"/>
-      </w:pPr>
-      <w:r>
-        <w:rPr>
-          <w:rFonts w:ascii="Consolas" w:hAnsi="Consolas" w:hint="eastAsia"/>
-          <w:sz w:val="17"/>
-          <w:szCs w:val="17"/>
-        </w:rPr>
-        <w:t xml:space="preserve">3(2)  传 name + age                 B / 20 / 未分班          同预测                ✓</w:t>
-      </w:r>
-    </w:p>
-    <w:p>
-      <w:pPr>
-        <w:spacing w:before="0" w:after="0" w:line="240" w:lineRule="auto"/>
-        <w:ind w:left="420"/>
-      </w:pPr>
-      <w:r>
-        <w:rPr>
-          <w:rFonts w:ascii="Consolas" w:hAnsi="Consolas" w:hint="eastAsia"/>
-          <w:sz w:val="17"/>
-          <w:szCs w:val="17"/>
-        </w:rPr>
-        <w:t xml:space="preserve">3(3)  传全部（顺序打乱）              C / 19 / 2班             同预测                ✓</w:t>
-      </w:r>
-    </w:p>
-    <w:p>
-      <w:pPr>
-        <w:spacing w:before="0" w:after="0" w:line="240" w:lineRule="auto"/>
-        <w:ind w:left="420"/>
-      </w:pPr>
-      <w:r>
-        <w:rPr>
-          <w:rFonts w:ascii="Consolas" w:hAnsi="Consolas" w:hint="eastAsia"/>
-          <w:sz w:val="17"/>
-          <w:szCs w:val="17"/>
-        </w:rPr>
-        <w:t xml:space="preserve">4(1)  7 / 2                         3.5，类型 double         3.5 / double          ✓</w:t>
-      </w:r>
-    </w:p>
-    <w:p>
-      <w:pPr>
-        <w:spacing w:before="0" w:after="0" w:line="240" w:lineRule="auto"/>
-        <w:ind w:left="420"/>
-      </w:pPr>
-      <w:r>
-        <w:rPr>
-          <w:rFonts w:ascii="Consolas" w:hAnsi="Consolas" w:hint="eastAsia"/>
-          <w:sz w:val="17"/>
-          <w:szCs w:val="17"/>
-        </w:rPr>
-        <w:t xml:space="preserve">4(2)  7 ~/ 2                        3，类型 int              3 / int               ✓</w:t>
-      </w:r>
-    </w:p>
-    <w:p>
-      <w:pPr>
-        <w:spacing w:before="0" w:after="0" w:line="240" w:lineRule="auto"/>
-        <w:ind w:left="420"/>
-      </w:pPr>
-      <w:r>
-        <w:rPr>
-          <w:rFonts w:ascii="Consolas" w:hAnsi="Consolas" w:hint="eastAsia"/>
-          <w:sz w:val="17"/>
-          <w:szCs w:val="17"/>
-        </w:rPr>
-        <w:t xml:space="preserve">4(3)  -7 ~/ 2                       不确定，倾向 -4          -3                    ✗ 分歧</w:t>
-      </w:r>
-    </w:p>
-    <w:p>
-      <w:pPr>
-        <w:spacing w:before="0" w:after="0" w:line="240" w:lineRule="auto"/>
-        <w:ind w:left="420"/>
-      </w:pPr>
-      <w:r>
-        <w:rPr>
-          <w:rFonts w:ascii="Consolas" w:hAnsi="Consolas" w:hint="eastAsia"/>
-          <w:sz w:val="17"/>
-          <w:szCs w:val="17"/>
-        </w:rPr>
-        <w:t xml:space="preserve">4(4)  7 % 2                         1                       1                     ✓</w:t>
-      </w:r>
-    </w:p>
-    <w:p>
-      <w:pPr>
-        <w:spacing w:before="0" w:after="0" w:line="240" w:lineRule="auto"/>
-        <w:ind w:left="420"/>
-      </w:pPr>
-      <w:r>
-        <w:rPr>
-          <w:rFonts w:ascii="Consolas" w:hAnsi="Consolas" w:hint="eastAsia"/>
-          <w:sz w:val="17"/>
-          <w:szCs w:val="17"/>
-        </w:rPr>
-        <w:t xml:space="preserve">4(5)  7.0 ~/ 2                      不确定，倾向编译失败      可以，得 3，类型 int   ✗ 分歧</w:t>
-      </w:r>
-    </w:p>
-    <w:p>
-      <w:pPr>
-        <w:spacing w:before="0" w:after="0" w:line="240" w:lineRule="auto"/>
-        <w:ind w:left="420"/>
-      </w:pPr>
-      <w:r>
-        <w:rPr>
-          <w:rFonts w:ascii="Consolas" w:hAnsi="Consolas" w:hint="eastAsia"/>
-          <w:sz w:val="17"/>
-          <w:szCs w:val="17"/>
-        </w:rPr>
-        <w:t xml:space="preserve">5(1)  初始值                        null                    null                  ✓</w:t>
-      </w:r>
-    </w:p>
-    <w:p>
-      <w:pPr>
-        <w:spacing w:before="0" w:after="0" w:line="240" w:lineRule="auto"/>
-        <w:ind w:left="420"/>
-      </w:pPr>
-      <w:r>
-        <w:rPr>
-          <w:rFonts w:ascii="Consolas" w:hAnsi="Consolas" w:hint="eastAsia"/>
-          <w:sz w:val="17"/>
-          <w:szCs w:val="17"/>
-        </w:rPr>
-        <w:t xml:space="preserve">5(2)  第一次 ??= 之后                first                   first                 ✓</w:t>
-      </w:r>
-    </w:p>
-    <w:p>
-      <w:pPr>
-        <w:spacing w:before="0" w:after="0" w:line="240" w:lineRule="auto"/>
-        <w:ind w:left="420"/>
-      </w:pPr>
-      <w:r>
-        <w:rPr>
-          <w:rFonts w:ascii="Consolas" w:hAnsi="Consolas" w:hint="eastAsia"/>
-          <w:sz w:val="17"/>
-          <w:szCs w:val="17"/>
-        </w:rPr>
-        <w:t xml:space="preserve">5(3)  第二次 ??= 之后                仍是 first               仍是 first            ✓</w:t>
+        <w:t xml:space="preserve">题号   考点                          我的预测                实测结果              一致
+</w:t>
+      </w:r>
+    </w:p>
+    <w:p>
+      <w:pPr>
+        <w:spacing w:before="0" w:after="0" w:line="240" w:lineRule="auto"/>
+        <w:ind w:left="420"/>
+      </w:pPr>
+      <w:r>
+        <w:rPr>
+          <w:rFonts w:ascii="Consolas" w:hAnsi="Consolas" w:hint="eastAsia"/>
+          <w:sz w:val="17"/>
+          <w:szCs w:val="17"/>
+        </w:rPr>
+        <w:t xml:space="preserve">1(1)  a?.length（a 为 null）        null                    null                  ✓
+</w:t>
+      </w:r>
+    </w:p>
+    <w:p>
+      <w:pPr>
+        <w:spacing w:before="0" w:after="0" w:line="240" w:lineRule="auto"/>
+        <w:ind w:left="420"/>
+      </w:pPr>
+      <w:r>
+        <w:rPr>
+          <w:rFonts w:ascii="Consolas" w:hAnsi="Consolas" w:hint="eastAsia"/>
+          <w:sz w:val="17"/>
+          <w:szCs w:val="17"/>
+        </w:rPr>
+        <w:t xml:space="preserve">1(2)  b?.length（b = 'dart'）        4                       4                     ✓
+</w:t>
+      </w:r>
+    </w:p>
+    <w:p>
+      <w:pPr>
+        <w:spacing w:before="0" w:after="0" w:line="240" w:lineRule="auto"/>
+        <w:ind w:left="420"/>
+      </w:pPr>
+      <w:r>
+        <w:rPr>
+          <w:rFonts w:ascii="Consolas" w:hAnsi="Consolas" w:hint="eastAsia"/>
+          <w:sz w:val="17"/>
+          <w:szCs w:val="17"/>
+        </w:rPr>
+        <w:t xml:space="preserve">1(3)  a?.length ?? -1               -1                      -1                    ✓
+</w:t>
+      </w:r>
+    </w:p>
+    <w:p>
+      <w:pPr>
+        <w:spacing w:before="0" w:after="0" w:line="240" w:lineRule="auto"/>
+        <w:ind w:left="420"/>
+      </w:pPr>
+      <w:r>
+        <w:rPr>
+          <w:rFonts w:ascii="Consolas" w:hAnsi="Consolas" w:hint="eastAsia"/>
+          <w:sz w:val="17"/>
+          <w:szCs w:val="17"/>
+        </w:rPr>
+        <w:t xml:space="preserve">1(4)  b?.length ?? -1               4                       4                     ✓
+</w:t>
+      </w:r>
+    </w:p>
+    <w:p>
+      <w:pPr>
+        <w:spacing w:before="0" w:after="0" w:line="240" w:lineRule="auto"/>
+        <w:ind w:left="420"/>
+      </w:pPr>
+      <w:r>
+        <w:rPr>
+          <w:rFonts w:ascii="Consolas" w:hAnsi="Consolas" w:hint="eastAsia"/>
+          <w:sz w:val="17"/>
+          <w:szCs w:val="17"/>
+        </w:rPr>
+        <w:t xml:space="preserve">1(5)  a ?? b ?? 'fallback'          dart                    dart                  ✓
+</w:t>
+      </w:r>
+    </w:p>
+    <w:p>
+      <w:pPr>
+        <w:spacing w:before="0" w:after="0" w:line="240" w:lineRule="auto"/>
+        <w:ind w:left="420"/>
+      </w:pPr>
+      <w:r>
+        <w:rPr>
+          <w:rFonts w:ascii="Consolas" w:hAnsi="Consolas" w:hint="eastAsia"/>
+          <w:sz w:val="17"/>
+          <w:szCs w:val="17"/>
+        </w:rPr>
+        <w:t xml:space="preserve">2(1)  x!.length（x = 'ok'）          2，不抛错                2                     ✓
+</w:t>
+      </w:r>
+    </w:p>
+    <w:p>
+      <w:pPr>
+        <w:spacing w:before="0" w:after="0" w:line="240" w:lineRule="auto"/>
+        <w:ind w:left="420"/>
+      </w:pPr>
+      <w:r>
+        <w:rPr>
+          <w:rFonts w:ascii="Consolas" w:hAnsi="Consolas" w:hint="eastAsia"/>
+          <w:sz w:val="17"/>
+          <w:szCs w:val="17"/>
+        </w:rPr>
+        <w:t xml:space="preserve">2(2)  y!.length（y 为 null）         抛 _TypeError           _TypeError（Null
+</w:t>
+      </w:r>
+    </w:p>
+    <w:p>
+      <w:pPr>
+        <w:spacing w:before="0" w:after="0" w:line="240" w:lineRule="auto"/>
+        <w:ind w:left="420"/>
+      </w:pPr>
+      <w:r>
+        <w:rPr>
+          <w:rFonts w:ascii="Consolas" w:hAnsi="Consolas" w:hint="eastAsia"/>
+          <w:sz w:val="17"/>
+          <w:szCs w:val="17"/>
+        </w:rPr>
+        <w:t xml:space="preserve">                                                            check operator...）   ✓
+</w:t>
+      </w:r>
+    </w:p>
+    <w:p>
+      <w:pPr>
+        <w:spacing w:before="0" w:after="0" w:line="240" w:lineRule="auto"/>
+        <w:ind w:left="420"/>
+      </w:pPr>
+      <w:r>
+        <w:rPr>
+          <w:rFonts w:ascii="Consolas" w:hAnsi="Consolas" w:hint="eastAsia"/>
+          <w:sz w:val="17"/>
+          <w:szCs w:val="17"/>
+        </w:rPr>
+        <w:t xml:space="preserve">2(3)  y?.length ?? 0                0                       0                     ✓
+</w:t>
+      </w:r>
+    </w:p>
+    <w:p>
+      <w:pPr>
+        <w:spacing w:before="0" w:after="0" w:line="240" w:lineRule="auto"/>
+        <w:ind w:left="420"/>
+      </w:pPr>
+      <w:r>
+        <w:rPr>
+          <w:rFonts w:ascii="Consolas" w:hAnsi="Consolas" w:hint="eastAsia"/>
+          <w:sz w:val="17"/>
+          <w:szCs w:val="17"/>
+        </w:rPr>
+        <w:t xml:space="preserve">3(1)  只传 name                     A / 18 / 未分班          同预测                ✓
+</w:t>
+      </w:r>
+    </w:p>
+    <w:p>
+      <w:pPr>
+        <w:spacing w:before="0" w:after="0" w:line="240" w:lineRule="auto"/>
+        <w:ind w:left="420"/>
+      </w:pPr>
+      <w:r>
+        <w:rPr>
+          <w:rFonts w:ascii="Consolas" w:hAnsi="Consolas" w:hint="eastAsia"/>
+          <w:sz w:val="17"/>
+          <w:szCs w:val="17"/>
+        </w:rPr>
+        <w:t xml:space="preserve">3(2)  传 name + age                 B / 20 / 未分班          同预测                ✓
+</w:t>
+      </w:r>
+    </w:p>
+    <w:p>
+      <w:pPr>
+        <w:spacing w:before="0" w:after="0" w:line="240" w:lineRule="auto"/>
+        <w:ind w:left="420"/>
+      </w:pPr>
+      <w:r>
+        <w:rPr>
+          <w:rFonts w:ascii="Consolas" w:hAnsi="Consolas" w:hint="eastAsia"/>
+          <w:sz w:val="17"/>
+          <w:szCs w:val="17"/>
+        </w:rPr>
+        <w:t xml:space="preserve">3(3)  传全部（顺序打乱）              C / 19 / 2班             同预测                ✓
+</w:t>
+      </w:r>
+    </w:p>
+    <w:p>
+      <w:pPr>
+        <w:spacing w:before="0" w:after="0" w:line="240" w:lineRule="auto"/>
+        <w:ind w:left="420"/>
+      </w:pPr>
+      <w:r>
+        <w:rPr>
+          <w:rFonts w:ascii="Consolas" w:hAnsi="Consolas" w:hint="eastAsia"/>
+          <w:sz w:val="17"/>
+          <w:szCs w:val="17"/>
+        </w:rPr>
+        <w:t xml:space="preserve">4(1)  7 / 2                         3.5，类型 double         3.5 / double          ✓
+</w:t>
+      </w:r>
+    </w:p>
+    <w:p>
+      <w:pPr>
+        <w:spacing w:before="0" w:after="0" w:line="240" w:lineRule="auto"/>
+        <w:ind w:left="420"/>
+      </w:pPr>
+      <w:r>
+        <w:rPr>
+          <w:rFonts w:ascii="Consolas" w:hAnsi="Consolas" w:hint="eastAsia"/>
+          <w:sz w:val="17"/>
+          <w:szCs w:val="17"/>
+        </w:rPr>
+        <w:t xml:space="preserve">4(2)  7 ~/ 2                        3，类型 int              3 / int               ✓
+</w:t>
+      </w:r>
+    </w:p>
+    <w:p>
+      <w:pPr>
+        <w:spacing w:before="0" w:after="0" w:line="240" w:lineRule="auto"/>
+        <w:ind w:left="420"/>
+      </w:pPr>
+      <w:r>
+        <w:rPr>
+          <w:rFonts w:ascii="Consolas" w:hAnsi="Consolas" w:hint="eastAsia"/>
+          <w:sz w:val="17"/>
+          <w:szCs w:val="17"/>
+        </w:rPr>
+        <w:t xml:space="preserve">4(3)  -7 ~/ 2                       不确定，倾向 -4          -3                    ✗ 分歧
+</w:t>
+      </w:r>
+    </w:p>
+    <w:p>
+      <w:pPr>
+        <w:spacing w:before="0" w:after="0" w:line="240" w:lineRule="auto"/>
+        <w:ind w:left="420"/>
+      </w:pPr>
+      <w:r>
+        <w:rPr>
+          <w:rFonts w:ascii="Consolas" w:hAnsi="Consolas" w:hint="eastAsia"/>
+          <w:sz w:val="17"/>
+          <w:szCs w:val="17"/>
+        </w:rPr>
+        <w:t xml:space="preserve">4(4)  7 % 2                         1                       1                     ✓
+</w:t>
+      </w:r>
+    </w:p>
+    <w:p>
+      <w:pPr>
+        <w:spacing w:before="0" w:after="0" w:line="240" w:lineRule="auto"/>
+        <w:ind w:left="420"/>
+      </w:pPr>
+      <w:r>
+        <w:rPr>
+          <w:rFonts w:ascii="Consolas" w:hAnsi="Consolas" w:hint="eastAsia"/>
+          <w:sz w:val="17"/>
+          <w:szCs w:val="17"/>
+        </w:rPr>
+        <w:t xml:space="preserve">4(5)  7.0 ~/ 2                      不确定，倾向编译失败      可以，得 3，类型 int   ✗ 分歧
+</w:t>
+      </w:r>
+    </w:p>
+    <w:p>
+      <w:pPr>
+        <w:spacing w:before="0" w:after="0" w:line="240" w:lineRule="auto"/>
+        <w:ind w:left="420"/>
+      </w:pPr>
+      <w:r>
+        <w:rPr>
+          <w:rFonts w:ascii="Consolas" w:hAnsi="Consolas" w:hint="eastAsia"/>
+          <w:sz w:val="17"/>
+          <w:szCs w:val="17"/>
+        </w:rPr>
+        <w:t xml:space="preserve">5(1)  初始值                        null                    null                  ✓
+</w:t>
+      </w:r>
+    </w:p>
+    <w:p>
+      <w:pPr>
+        <w:spacing w:before="0" w:after="0" w:line="240" w:lineRule="auto"/>
+        <w:ind w:left="420"/>
+      </w:pPr>
+      <w:r>
+        <w:rPr>
+          <w:rFonts w:ascii="Consolas" w:hAnsi="Consolas" w:hint="eastAsia"/>
+          <w:sz w:val="17"/>
+          <w:szCs w:val="17"/>
+        </w:rPr>
+        <w:t xml:space="preserve">5(2)  第一次 ??= 之后                first                   first                 ✓
+</w:t>
+      </w:r>
+    </w:p>
+    <w:p>
+      <w:pPr>
+        <w:spacing w:before="0" w:after="0" w:line="240" w:lineRule="auto"/>
+        <w:ind w:left="420"/>
+      </w:pPr>
+      <w:r>
+        <w:rPr>
+          <w:rFonts w:ascii="Consolas" w:hAnsi="Consolas" w:hint="eastAsia"/>
+          <w:sz w:val="17"/>
+          <w:szCs w:val="17"/>
+        </w:rPr>
+        <w:t xml:space="preserve">5(3)  第二次 ??= 之后                仍是 first               仍是 first            ✓
+</w:t>
       </w:r>
     </w:p>
     <w:p>
@@ -2405,59 +2484,7 @@
           <w:iCs/>
           <w:color w:val="595959" w:hint="eastAsia"/>
         </w:rPr>
-        <w:t xml:space="preserve">本人的验证方式（这一点最关键）：我没有依赖 AI 给出的参考答案，而是把 5 道题写成一个真实的 Dart 程序（research/ai_quiz_round1.dart），用 dart run 跑出实际结果来核对预测。理由很直接：预测输出题的唯一权威是运行结果——AI 的答案也可能记错，但编译器不会。两处分歧正是靠真实运行才纠正过来的；如果只看参考答案，我很可能就把 -7 ~/ 2 当成 -4 记进脑子了。</w:t>
-      </w:r>
-    </w:p>
-    <w:p>
-      <w:pPr>
-        <w:spacing w:before="200" w:after="90"/>
-        <w:rPr>
-          <w:rFonts w:ascii="黑体" w:eastAsia="黑体" w:hAnsi="黑体"/>
-          <w:b/>
-          <w:bCs/>
-          <w:sz w:val="22"/>
-        </w:rPr>
-      </w:pPr>
-      <w:r>
-        <w:rPr>
-          <w:rFonts w:ascii="黑体" w:eastAsia="黑体" w:hAnsi="黑体" w:hint="eastAsia"/>
-          <w:b/>
-          <w:bCs/>
-          <w:sz w:val="22"/>
-        </w:rPr>
-        <w:t xml:space="preserve">AI 使用的其他环节与边界：</w:t>
-      </w:r>
-    </w:p>
-    <w:p>
-      <w:r>
-        <w:rPr>
-          <w:rFonts w:hint="eastAsia"/>
-        </w:rPr>
-        <w:t xml:space="preserve">· 未使用 AI：案例复现三个示例文件、自主实践三个任务、独立研究三项——全部手写，用真实运行验证。</w:t>
-      </w:r>
-    </w:p>
-    <w:p>
-      <w:r>
-        <w:rPr>
-          <w:rFonts w:hint="eastAsia"/>
-        </w:rPr>
-        <w:t xml:space="preserve">· 使用了 AI：对拍练习出题（AI 按指定范围出题，答案由我先写，再用真实运行核对）；排查 dart analyze 告警时用 AI 助手协助解读告警文本与查证规则含义（修正方案与代码由我自己落实并验证）。</w:t>
-      </w:r>
-    </w:p>
-    <w:p>
-      <w:r>
-        <w:rPr>
-          <w:rFonts w:hint="eastAsia"/>
-        </w:rPr>
-        <w:t xml:space="preserve">· 工具（非 AI）：dart format 代码格式化、dart analyze 静态检查，均为 Dart SDK 自带。</w:t>
-      </w:r>
-    </w:p>
-    <w:p>
-      <w:r>
-        <w:rPr>
-          <w:rFonts w:hint="eastAsia"/>
-        </w:rPr>
-        <w:t xml:space="preserve">· 红线自查：没有直接提交未经验证的 AI 生成代码；没有抄袭他人仓库；所有运行证据（dart run 输出、dart analyze 结果）都是在本机真实执行得到的，可复现。</w:t>
+        <w:t xml:space="preserve">本人验证方式：没有依赖 AI 给出的参考答案，而是把 5 道题写成一个真实的 Dart 程序（research/ai_quiz_round1.dart），用 dart run 跑出实际结果来核对预测。理由：预测输出题的唯一权威是运行结果。两处分歧正是靠真实运行才纠正过来的。</w:t>
       </w:r>
     </w:p>
     <w:p>
